--- a/Java/LLD/Singleton Design Pattern.docx
+++ b/Java/LLD/Singleton Design Pattern.docx
@@ -1,15 +1,42 @@
 
 <file path=word/document.xml><?xml version="1.0" encoding="utf-8"?>
-<w:document xmlns:wpc="http://schemas.microsoft.com/office/word/2010/wordprocessingCanvas" xmlns:cx="http://schemas.microsoft.com/office/drawing/2014/chartex" xmlns:cx1="http://schemas.microsoft.com/office/drawing/2015/9/8/chartex" xmlns:cx2="http://schemas.microsoft.com/office/drawing/2015/10/21/chartex" xmlns:cx3="http://schemas.microsoft.com/office/drawing/2016/5/9/chartex" xmlns:cx4="http://schemas.microsoft.com/office/drawing/2016/5/10/chartex" xmlns:cx5="http://schemas.microsoft.com/office/drawing/2016/5/11/chartex" xmlns:cx6="http://schemas.microsoft.com/office/drawing/2016/5/12/chartex" xmlns:cx7="http://schemas.microsoft.com/office/drawing/2016/5/13/chartex" xmlns:cx8="http://schemas.microsoft.com/office/drawing/2016/5/14/chartex" xmlns:mc="http://schemas.openxmlformats.org/markup-compatibility/2006" xmlns:aink="http://schemas.microsoft.com/office/drawing/2016/ink" xmlns:am3d="http://schemas.microsoft.com/office/drawing/2017/model3d" xmlns:o="urn:schemas-microsoft-com:office:office" xmlns:oel="http://schemas.microsoft.com/office/2019/extlst" xmlns:r="http://schemas.openxmlformats.org/officeDocument/2006/relationships" xmlns:m="http://schemas.openxmlformats.org/officeDocument/2006/math" xmlns:v="urn:schemas-microsoft-com:vml" xmlns:wp14="http://schemas.microsoft.com/office/word/2010/wordprocessingDrawing" xmlns:wp="http://schemas.openxmlformats.org/drawingml/2006/wordprocessingDrawing" xmlns:w10="urn:schemas-microsoft-com:office:word" xmlns:w="http://schemas.openxmlformats.org/wordprocessingml/2006/main" xmlns:w14="http://schemas.microsoft.com/office/word/2010/wordml" xmlns:w15="http://schemas.microsoft.com/office/word/2012/wordml" xmlns:w16cex="http://schemas.microsoft.com/office/word/2018/wordml/cex" xmlns:w16cid="http://schemas.microsoft.com/office/word/2016/wordml/cid" xmlns:w16="http://schemas.microsoft.com/office/word/2018/wordml" xmlns:w16sdtdh="http://schemas.microsoft.com/office/word/2020/wordml/sdtdatahash" xmlns:w16se="http://schemas.microsoft.com/office/word/2015/wordml/symex" xmlns:wpg="http://schemas.microsoft.com/office/word/2010/wordprocessingGroup" xmlns:wpi="http://schemas.microsoft.com/office/word/2010/wordprocessingInk" xmlns:wne="http://schemas.microsoft.com/office/word/2006/wordml" xmlns:wps="http://schemas.microsoft.com/office/word/2010/wordprocessingShape" mc:Ignorable="w14 w15 w16se w16cid w16 w16cex w16sdtdh wp14">
+<w:document xmlns:wpc="http://schemas.microsoft.com/office/word/2010/wordprocessingCanvas" xmlns:cx="http://schemas.microsoft.com/office/drawing/2014/chartex" xmlns:cx1="http://schemas.microsoft.com/office/drawing/2015/9/8/chartex" xmlns:cx2="http://schemas.microsoft.com/office/drawing/2015/10/21/chartex" xmlns:cx3="http://schemas.microsoft.com/office/drawing/2016/5/9/chartex" xmlns:cx4="http://schemas.microsoft.com/office/drawing/2016/5/10/chartex" xmlns:cx5="http://schemas.microsoft.com/office/drawing/2016/5/11/chartex" xmlns:cx6="http://schemas.microsoft.com/office/drawing/2016/5/12/chartex" xmlns:cx7="http://schemas.microsoft.com/office/drawing/2016/5/13/chartex" xmlns:cx8="http://schemas.microsoft.com/office/drawing/2016/5/14/chartex" xmlns:mc="http://schemas.openxmlformats.org/markup-compatibility/2006" xmlns:aink="http://schemas.microsoft.com/office/drawing/2016/ink" xmlns:am3d="http://schemas.microsoft.com/office/drawing/2017/model3d" xmlns:o="urn:schemas-microsoft-com:office:office" xmlns:oel="http://schemas.microsoft.com/office/2019/extlst" xmlns:r="http://schemas.openxmlformats.org/officeDocument/2006/relationships" xmlns:m="http://schemas.openxmlformats.org/officeDocument/2006/math" xmlns:v="urn:schemas-microsoft-com:vml" xmlns:wp14="http://schemas.microsoft.com/office/word/2010/wordprocessingDrawing" xmlns:wp="http://schemas.openxmlformats.org/drawingml/2006/wordprocessingDrawing" xmlns:w10="urn:schemas-microsoft-com:office:word" xmlns:w="http://schemas.openxmlformats.org/wordprocessingml/2006/main" xmlns:w14="http://schemas.microsoft.com/office/word/2010/wordml" xmlns:w15="http://schemas.microsoft.com/office/word/2012/wordml" xmlns:w16cex="http://schemas.microsoft.com/office/word/2018/wordml/cex" xmlns:w16cid="http://schemas.microsoft.com/office/word/2016/wordml/cid" xmlns:w16="http://schemas.microsoft.com/office/word/2018/wordml" xmlns:w16du="http://schemas.microsoft.com/office/word/2023/wordml/word16du" xmlns:w16sdtdh="http://schemas.microsoft.com/office/word/2020/wordml/sdtdatahash" xmlns:w16sdtfl="http://schemas.microsoft.com/office/word/2024/wordml/sdtformatlock" xmlns:w16se="http://schemas.microsoft.com/office/word/2015/wordml/symex" xmlns:wpg="http://schemas.microsoft.com/office/word/2010/wordprocessingGroup" xmlns:wpi="http://schemas.microsoft.com/office/word/2010/wordprocessingInk" xmlns:wne="http://schemas.microsoft.com/office/word/2006/wordml" xmlns:wps="http://schemas.microsoft.com/office/word/2010/wordprocessingShape" mc:Ignorable="w14 w15 w16se w16cid w16 w16cex w16sdtdh w16sdtfl w16du wp14">
   <w:body>
     <w:p>
-      <w:r>
+      <w:pPr>
+        <w:rPr>
+          <w:sz w:val="28"/>
+          <w:szCs w:val="28"/>
+        </w:rPr>
+      </w:pPr>
+      <w:r>
+        <w:rPr>
+          <w:sz w:val="28"/>
+          <w:szCs w:val="28"/>
+        </w:rPr>
         <w:t>This type of design pattern comes under creational pattern as this pattern provides one of the best ways to create an object.</w:t>
       </w:r>
     </w:p>
-    <w:p/>
-    <w:p>
-      <w:r>
+    <w:p>
+      <w:pPr>
+        <w:rPr>
+          <w:sz w:val="28"/>
+          <w:szCs w:val="28"/>
+        </w:rPr>
+      </w:pPr>
+    </w:p>
+    <w:p>
+      <w:pPr>
+        <w:rPr>
+          <w:sz w:val="28"/>
+          <w:szCs w:val="28"/>
+        </w:rPr>
+      </w:pPr>
+      <w:r>
+        <w:rPr>
+          <w:sz w:val="28"/>
+          <w:szCs w:val="28"/>
+        </w:rPr>
         <w:t>This pattern ensures that there is only one instance of a class and provides a global access point for this object.</w:t>
       </w:r>
     </w:p>
@@ -18,12 +45,16 @@
         <w:rPr>
           <w:b/>
           <w:bCs/>
+          <w:sz w:val="28"/>
+          <w:szCs w:val="28"/>
         </w:rPr>
       </w:pPr>
       <w:r>
         <w:rPr>
           <w:b/>
           <w:bCs/>
+          <w:sz w:val="28"/>
+          <w:szCs w:val="28"/>
         </w:rPr>
         <w:t xml:space="preserve">Steps to create the singleton design pattern : </w:t>
       </w:r>
@@ -33,6 +64,8 @@
         <w:rPr>
           <w:b/>
           <w:bCs/>
+          <w:sz w:val="28"/>
+          <w:szCs w:val="28"/>
         </w:rPr>
       </w:pPr>
     </w:p>
@@ -43,11 +76,23 @@
           <w:ilvl w:val="0"/>
           <w:numId w:val="2"/>
         </w:numPr>
-      </w:pPr>
-      <w:r>
+        <w:rPr>
+          <w:sz w:val="28"/>
+          <w:szCs w:val="28"/>
+        </w:rPr>
+      </w:pPr>
+      <w:r>
+        <w:rPr>
+          <w:sz w:val="28"/>
+          <w:szCs w:val="28"/>
+        </w:rPr>
         <w:t xml:space="preserve">Create a private constructor to restrict the instantiation of the class from the </w:t>
       </w:r>
       <w:r>
+        <w:rPr>
+          <w:sz w:val="28"/>
+          <w:szCs w:val="28"/>
+        </w:rPr>
         <w:t>other classes.</w:t>
       </w:r>
     </w:p>
@@ -58,8 +103,16 @@
           <w:ilvl w:val="0"/>
           <w:numId w:val="2"/>
         </w:numPr>
-      </w:pPr>
-      <w:r>
+        <w:rPr>
+          <w:sz w:val="28"/>
+          <w:szCs w:val="28"/>
+        </w:rPr>
+      </w:pPr>
+      <w:r>
+        <w:rPr>
+          <w:sz w:val="28"/>
+          <w:szCs w:val="28"/>
+        </w:rPr>
         <w:t>Create a private static variable of the same class that is only the instance of the class.</w:t>
       </w:r>
     </w:p>
@@ -70,53 +123,481 @@
           <w:ilvl w:val="0"/>
           <w:numId w:val="2"/>
         </w:numPr>
-      </w:pPr>
-      <w:r>
+        <w:rPr>
+          <w:sz w:val="28"/>
+          <w:szCs w:val="28"/>
+        </w:rPr>
+      </w:pPr>
+      <w:r>
+        <w:rPr>
+          <w:sz w:val="28"/>
+          <w:szCs w:val="28"/>
+        </w:rPr>
         <w:t xml:space="preserve">Create public static method </w:t>
       </w:r>
       <w:r>
+        <w:rPr>
+          <w:sz w:val="28"/>
+          <w:szCs w:val="28"/>
+        </w:rPr>
         <w:t xml:space="preserve">that return the instance of the </w:t>
       </w:r>
       <w:r>
+        <w:rPr>
+          <w:sz w:val="28"/>
+          <w:szCs w:val="28"/>
+        </w:rPr>
         <w:t xml:space="preserve">class and </w:t>
       </w:r>
       <w:r>
+        <w:rPr>
+          <w:sz w:val="28"/>
+          <w:szCs w:val="28"/>
+        </w:rPr>
         <w:t xml:space="preserve">this is the global access </w:t>
       </w:r>
       <w:r>
+        <w:rPr>
+          <w:sz w:val="28"/>
+          <w:szCs w:val="28"/>
+        </w:rPr>
         <w:t xml:space="preserve">point for the outer world to </w:t>
       </w:r>
       <w:r>
+        <w:rPr>
+          <w:sz w:val="28"/>
+          <w:szCs w:val="28"/>
+        </w:rPr>
         <w:t>get instance of the singleton class.</w:t>
       </w:r>
     </w:p>
     <w:p>
-      <w:r>
+      <w:pPr>
+        <w:rPr>
+          <w:sz w:val="28"/>
+          <w:szCs w:val="28"/>
+        </w:rPr>
+      </w:pPr>
+      <w:r>
+        <w:rPr>
+          <w:sz w:val="28"/>
+          <w:szCs w:val="28"/>
+        </w:rPr>
         <w:t xml:space="preserve"> </w:t>
       </w:r>
     </w:p>
     <w:p>
-      <w:r>
-        <w:t>Eager initialization</w:t>
-      </w:r>
-      <w:r>
-        <w:t xml:space="preserve"> : </w:t>
-      </w:r>
-    </w:p>
-    <w:p>
-      <w:r>
-        <w:t>In eager initialization instance of Singleton class is created much before it is actually required</w:t>
-      </w:r>
-      <w:r>
-        <w:t xml:space="preserve"> by the client.</w:t>
-      </w:r>
-    </w:p>
-    <w:p>
-      <w:r>
+      <w:pPr>
+        <w:rPr>
+          <w:sz w:val="28"/>
+          <w:szCs w:val="28"/>
+        </w:rPr>
+      </w:pPr>
+      <w:r>
+        <w:rPr>
+          <w:sz w:val="28"/>
+          <w:szCs w:val="28"/>
+        </w:rPr>
+        <w:t xml:space="preserve">Eager initialization : </w:t>
+      </w:r>
+    </w:p>
+    <w:p>
+      <w:pPr>
+        <w:rPr>
+          <w:sz w:val="28"/>
+          <w:szCs w:val="28"/>
+        </w:rPr>
+      </w:pPr>
+      <w:r>
+        <w:rPr>
+          <w:sz w:val="28"/>
+          <w:szCs w:val="28"/>
+        </w:rPr>
+        <w:t>In eager initialization instance of Singleton class is created much before it is actually required by the client.</w:t>
+      </w:r>
+    </w:p>
+    <w:p>
+      <w:pPr>
+        <w:rPr>
+          <w:sz w:val="28"/>
+          <w:szCs w:val="28"/>
+        </w:rPr>
+      </w:pPr>
+      <w:r>
+        <w:rPr>
+          <w:sz w:val="28"/>
+          <w:szCs w:val="28"/>
+        </w:rPr>
         <w:t>Here , we also do not have any provision to handle the exception.</w:t>
       </w:r>
     </w:p>
-    <w:p/>
+    <w:p>
+      <w:pPr>
+        <w:rPr>
+          <w:sz w:val="28"/>
+          <w:szCs w:val="28"/>
+        </w:rPr>
+      </w:pPr>
+    </w:p>
+    <w:p>
+      <w:pPr>
+        <w:rPr>
+          <w:sz w:val="28"/>
+          <w:szCs w:val="28"/>
+        </w:rPr>
+      </w:pPr>
+    </w:p>
+    <w:p>
+      <w:pPr>
+        <w:rPr>
+          <w:sz w:val="28"/>
+          <w:szCs w:val="28"/>
+        </w:rPr>
+      </w:pPr>
+    </w:p>
+    <w:p>
+      <w:pPr>
+        <w:rPr>
+          <w:sz w:val="28"/>
+          <w:szCs w:val="28"/>
+        </w:rPr>
+      </w:pPr>
+    </w:p>
+    <w:p>
+      <w:pPr>
+        <w:rPr>
+          <w:sz w:val="28"/>
+          <w:szCs w:val="28"/>
+        </w:rPr>
+      </w:pPr>
+    </w:p>
+    <w:p>
+      <w:pPr>
+        <w:rPr>
+          <w:sz w:val="28"/>
+          <w:szCs w:val="28"/>
+        </w:rPr>
+      </w:pPr>
+    </w:p>
+    <w:p>
+      <w:pPr>
+        <w:rPr>
+          <w:sz w:val="28"/>
+          <w:szCs w:val="28"/>
+        </w:rPr>
+      </w:pPr>
+    </w:p>
+    <w:p>
+      <w:pPr>
+        <w:rPr>
+          <w:sz w:val="28"/>
+          <w:szCs w:val="28"/>
+        </w:rPr>
+      </w:pPr>
+    </w:p>
+    <w:p>
+      <w:pPr>
+        <w:rPr>
+          <w:sz w:val="28"/>
+          <w:szCs w:val="28"/>
+        </w:rPr>
+      </w:pPr>
+    </w:p>
+    <w:p>
+      <w:pPr>
+        <w:rPr>
+          <w:color w:val="5B9BD5" w:themeColor="accent5"/>
+          <w:sz w:val="28"/>
+          <w:szCs w:val="28"/>
+        </w:rPr>
+      </w:pPr>
+      <w:r>
+        <w:rPr>
+          <w:color w:val="5B9BD5" w:themeColor="accent5"/>
+          <w:sz w:val="28"/>
+          <w:szCs w:val="28"/>
+        </w:rPr>
+        <w:lastRenderedPageBreak/>
+        <w:t>class Singleton {</w:t>
+      </w:r>
+    </w:p>
+    <w:p>
+      <w:pPr>
+        <w:rPr>
+          <w:color w:val="5B9BD5" w:themeColor="accent5"/>
+          <w:sz w:val="28"/>
+          <w:szCs w:val="28"/>
+        </w:rPr>
+      </w:pPr>
+      <w:r>
+        <w:rPr>
+          <w:color w:val="5B9BD5" w:themeColor="accent5"/>
+          <w:sz w:val="28"/>
+          <w:szCs w:val="28"/>
+        </w:rPr>
+        <w:t xml:space="preserve">    private static final Singleton INSTANCE = new Singleton() ;</w:t>
+      </w:r>
+    </w:p>
+    <w:p>
+      <w:pPr>
+        <w:rPr>
+          <w:color w:val="5B9BD5" w:themeColor="accent5"/>
+          <w:sz w:val="28"/>
+          <w:szCs w:val="28"/>
+        </w:rPr>
+      </w:pPr>
+    </w:p>
+    <w:p>
+      <w:pPr>
+        <w:rPr>
+          <w:color w:val="5B9BD5" w:themeColor="accent5"/>
+          <w:sz w:val="28"/>
+          <w:szCs w:val="28"/>
+        </w:rPr>
+      </w:pPr>
+      <w:r>
+        <w:rPr>
+          <w:color w:val="5B9BD5" w:themeColor="accent5"/>
+          <w:sz w:val="28"/>
+          <w:szCs w:val="28"/>
+        </w:rPr>
+        <w:t xml:space="preserve">    private Singleton() {</w:t>
+      </w:r>
+    </w:p>
+    <w:p>
+      <w:pPr>
+        <w:rPr>
+          <w:color w:val="5B9BD5" w:themeColor="accent5"/>
+          <w:sz w:val="28"/>
+          <w:szCs w:val="28"/>
+        </w:rPr>
+      </w:pPr>
+      <w:r>
+        <w:rPr>
+          <w:color w:val="5B9BD5" w:themeColor="accent5"/>
+          <w:sz w:val="28"/>
+          <w:szCs w:val="28"/>
+        </w:rPr>
+        <w:t xml:space="preserve">    }</w:t>
+      </w:r>
+    </w:p>
+    <w:p>
+      <w:pPr>
+        <w:rPr>
+          <w:color w:val="5B9BD5" w:themeColor="accent5"/>
+          <w:sz w:val="28"/>
+          <w:szCs w:val="28"/>
+        </w:rPr>
+      </w:pPr>
+    </w:p>
+    <w:p>
+      <w:pPr>
+        <w:rPr>
+          <w:color w:val="5B9BD5" w:themeColor="accent5"/>
+          <w:sz w:val="28"/>
+          <w:szCs w:val="28"/>
+        </w:rPr>
+      </w:pPr>
+      <w:r>
+        <w:rPr>
+          <w:color w:val="5B9BD5" w:themeColor="accent5"/>
+          <w:sz w:val="28"/>
+          <w:szCs w:val="28"/>
+        </w:rPr>
+        <w:t xml:space="preserve">    public static Singleton </w:t>
+      </w:r>
+      <w:proofErr w:type="spellStart"/>
+      <w:r>
+        <w:rPr>
+          <w:color w:val="5B9BD5" w:themeColor="accent5"/>
+          <w:sz w:val="28"/>
+          <w:szCs w:val="28"/>
+        </w:rPr>
+        <w:t>getInstance</w:t>
+      </w:r>
+      <w:proofErr w:type="spellEnd"/>
+      <w:r>
+        <w:rPr>
+          <w:color w:val="5B9BD5" w:themeColor="accent5"/>
+          <w:sz w:val="28"/>
+          <w:szCs w:val="28"/>
+        </w:rPr>
+        <w:t>(){</w:t>
+      </w:r>
+    </w:p>
+    <w:p>
+      <w:pPr>
+        <w:rPr>
+          <w:color w:val="5B9BD5" w:themeColor="accent5"/>
+          <w:sz w:val="28"/>
+          <w:szCs w:val="28"/>
+        </w:rPr>
+      </w:pPr>
+      <w:r>
+        <w:rPr>
+          <w:color w:val="5B9BD5" w:themeColor="accent5"/>
+          <w:sz w:val="28"/>
+          <w:szCs w:val="28"/>
+        </w:rPr>
+        <w:t xml:space="preserve">        return INSTANCE ;</w:t>
+      </w:r>
+    </w:p>
+    <w:p>
+      <w:pPr>
+        <w:rPr>
+          <w:color w:val="5B9BD5" w:themeColor="accent5"/>
+          <w:sz w:val="28"/>
+          <w:szCs w:val="28"/>
+        </w:rPr>
+      </w:pPr>
+      <w:r>
+        <w:rPr>
+          <w:color w:val="5B9BD5" w:themeColor="accent5"/>
+          <w:sz w:val="28"/>
+          <w:szCs w:val="28"/>
+        </w:rPr>
+        <w:t xml:space="preserve">    }</w:t>
+      </w:r>
+    </w:p>
+    <w:p>
+      <w:pPr>
+        <w:rPr>
+          <w:color w:val="5B9BD5" w:themeColor="accent5"/>
+          <w:sz w:val="28"/>
+          <w:szCs w:val="28"/>
+        </w:rPr>
+      </w:pPr>
+      <w:r>
+        <w:rPr>
+          <w:color w:val="5B9BD5" w:themeColor="accent5"/>
+          <w:sz w:val="28"/>
+          <w:szCs w:val="28"/>
+        </w:rPr>
+        <w:t>}</w:t>
+      </w:r>
+    </w:p>
+    <w:p>
+      <w:pPr>
+        <w:rPr>
+          <w:color w:val="5B9BD5" w:themeColor="accent5"/>
+          <w:sz w:val="28"/>
+          <w:szCs w:val="28"/>
+        </w:rPr>
+      </w:pPr>
+    </w:p>
+    <w:p>
+      <w:pPr>
+        <w:rPr>
+          <w:color w:val="5B9BD5" w:themeColor="accent5"/>
+          <w:sz w:val="28"/>
+          <w:szCs w:val="28"/>
+        </w:rPr>
+      </w:pPr>
+    </w:p>
+    <w:p>
+      <w:pPr>
+        <w:rPr>
+          <w:color w:val="5B9BD5" w:themeColor="accent5"/>
+          <w:sz w:val="28"/>
+          <w:szCs w:val="28"/>
+        </w:rPr>
+      </w:pPr>
+      <w:r>
+        <w:rPr>
+          <w:color w:val="5B9BD5" w:themeColor="accent5"/>
+          <w:sz w:val="28"/>
+          <w:szCs w:val="28"/>
+        </w:rPr>
+        <w:t xml:space="preserve">Singleton obj1 = </w:t>
+      </w:r>
+      <w:proofErr w:type="spellStart"/>
+      <w:r>
+        <w:rPr>
+          <w:color w:val="5B9BD5" w:themeColor="accent5"/>
+          <w:sz w:val="28"/>
+          <w:szCs w:val="28"/>
+        </w:rPr>
+        <w:t>Singleton.getInstance</w:t>
+      </w:r>
+      <w:proofErr w:type="spellEnd"/>
+      <w:r>
+        <w:rPr>
+          <w:color w:val="5B9BD5" w:themeColor="accent5"/>
+          <w:sz w:val="28"/>
+          <w:szCs w:val="28"/>
+        </w:rPr>
+        <w:t xml:space="preserve">() ; </w:t>
+      </w:r>
+    </w:p>
+    <w:p>
+      <w:pPr>
+        <w:rPr>
+          <w:color w:val="5B9BD5" w:themeColor="accent5"/>
+          <w:sz w:val="28"/>
+          <w:szCs w:val="28"/>
+        </w:rPr>
+      </w:pPr>
+      <w:r>
+        <w:rPr>
+          <w:color w:val="5B9BD5" w:themeColor="accent5"/>
+          <w:sz w:val="28"/>
+          <w:szCs w:val="28"/>
+        </w:rPr>
+        <w:t xml:space="preserve">Singleton obj2 = </w:t>
+      </w:r>
+      <w:proofErr w:type="spellStart"/>
+      <w:r>
+        <w:rPr>
+          <w:color w:val="5B9BD5" w:themeColor="accent5"/>
+          <w:sz w:val="28"/>
+          <w:szCs w:val="28"/>
+        </w:rPr>
+        <w:t>Singleton.getInstance</w:t>
+      </w:r>
+      <w:proofErr w:type="spellEnd"/>
+      <w:r>
+        <w:rPr>
+          <w:color w:val="5B9BD5" w:themeColor="accent5"/>
+          <w:sz w:val="28"/>
+          <w:szCs w:val="28"/>
+        </w:rPr>
+        <w:t>() ;</w:t>
+      </w:r>
+    </w:p>
+    <w:p>
+      <w:pPr>
+        <w:rPr>
+          <w:color w:val="5B9BD5" w:themeColor="accent5"/>
+          <w:sz w:val="28"/>
+          <w:szCs w:val="28"/>
+        </w:rPr>
+      </w:pPr>
+      <w:r>
+        <w:rPr>
+          <w:color w:val="5B9BD5" w:themeColor="accent5"/>
+          <w:sz w:val="28"/>
+          <w:szCs w:val="28"/>
+        </w:rPr>
+        <w:t>obj1 == obj2</w:t>
+      </w:r>
+      <w:r>
+        <w:rPr>
+          <w:color w:val="5B9BD5" w:themeColor="accent5"/>
+          <w:sz w:val="28"/>
+          <w:szCs w:val="28"/>
+        </w:rPr>
+        <w:t xml:space="preserve"> // true</w:t>
+      </w:r>
+    </w:p>
+    <w:p>
+      <w:pPr>
+        <w:rPr>
+          <w:color w:val="5B9BD5" w:themeColor="accent5"/>
+          <w:sz w:val="28"/>
+          <w:szCs w:val="28"/>
+        </w:rPr>
+      </w:pPr>
+    </w:p>
     <w:sectPr>
       <w:pgSz w:w="11906" w:h="16838"/>
       <w:pgMar w:top="1440" w:right="1440" w:bottom="1440" w:left="1440" w:header="708" w:footer="708" w:gutter="0"/>
@@ -128,7 +609,7 @@
 </file>
 
 <file path=word/numbering.xml><?xml version="1.0" encoding="utf-8"?>
-<w:numbering xmlns:wpc="http://schemas.microsoft.com/office/word/2010/wordprocessingCanvas" xmlns:cx="http://schemas.microsoft.com/office/drawing/2014/chartex" xmlns:cx1="http://schemas.microsoft.com/office/drawing/2015/9/8/chartex" xmlns:cx2="http://schemas.microsoft.com/office/drawing/2015/10/21/chartex" xmlns:cx3="http://schemas.microsoft.com/office/drawing/2016/5/9/chartex" xmlns:cx4="http://schemas.microsoft.com/office/drawing/2016/5/10/chartex" xmlns:cx5="http://schemas.microsoft.com/office/drawing/2016/5/11/chartex" xmlns:cx6="http://schemas.microsoft.com/office/drawing/2016/5/12/chartex" xmlns:cx7="http://schemas.microsoft.com/office/drawing/2016/5/13/chartex" xmlns:cx8="http://schemas.microsoft.com/office/drawing/2016/5/14/chartex" xmlns:mc="http://schemas.openxmlformats.org/markup-compatibility/2006" xmlns:aink="http://schemas.microsoft.com/office/drawing/2016/ink" xmlns:am3d="http://schemas.microsoft.com/office/drawing/2017/model3d" xmlns:o="urn:schemas-microsoft-com:office:office" xmlns:oel="http://schemas.microsoft.com/office/2019/extlst" xmlns:r="http://schemas.openxmlformats.org/officeDocument/2006/relationships" xmlns:m="http://schemas.openxmlformats.org/officeDocument/2006/math" xmlns:v="urn:schemas-microsoft-com:vml" xmlns:wp14="http://schemas.microsoft.com/office/word/2010/wordprocessingDrawing" xmlns:wp="http://schemas.openxmlformats.org/drawingml/2006/wordprocessingDrawing" xmlns:w10="urn:schemas-microsoft-com:office:word" xmlns:w="http://schemas.openxmlformats.org/wordprocessingml/2006/main" xmlns:w14="http://schemas.microsoft.com/office/word/2010/wordml" xmlns:w15="http://schemas.microsoft.com/office/word/2012/wordml" xmlns:w16cex="http://schemas.microsoft.com/office/word/2018/wordml/cex" xmlns:w16cid="http://schemas.microsoft.com/office/word/2016/wordml/cid" xmlns:w16="http://schemas.microsoft.com/office/word/2018/wordml" xmlns:w16sdtdh="http://schemas.microsoft.com/office/word/2020/wordml/sdtdatahash" xmlns:w16se="http://schemas.microsoft.com/office/word/2015/wordml/symex" xmlns:wpg="http://schemas.microsoft.com/office/word/2010/wordprocessingGroup" xmlns:wpi="http://schemas.microsoft.com/office/word/2010/wordprocessingInk" xmlns:wne="http://schemas.microsoft.com/office/word/2006/wordml" xmlns:wps="http://schemas.microsoft.com/office/word/2010/wordprocessingShape" mc:Ignorable="w14 w15 w16se w16cid w16 w16cex w16sdtdh wp14">
+<w:numbering xmlns:wpc="http://schemas.microsoft.com/office/word/2010/wordprocessingCanvas" xmlns:cx="http://schemas.microsoft.com/office/drawing/2014/chartex" xmlns:cx1="http://schemas.microsoft.com/office/drawing/2015/9/8/chartex" xmlns:cx2="http://schemas.microsoft.com/office/drawing/2015/10/21/chartex" xmlns:cx3="http://schemas.microsoft.com/office/drawing/2016/5/9/chartex" xmlns:cx4="http://schemas.microsoft.com/office/drawing/2016/5/10/chartex" xmlns:cx5="http://schemas.microsoft.com/office/drawing/2016/5/11/chartex" xmlns:cx6="http://schemas.microsoft.com/office/drawing/2016/5/12/chartex" xmlns:cx7="http://schemas.microsoft.com/office/drawing/2016/5/13/chartex" xmlns:cx8="http://schemas.microsoft.com/office/drawing/2016/5/14/chartex" xmlns:mc="http://schemas.openxmlformats.org/markup-compatibility/2006" xmlns:aink="http://schemas.microsoft.com/office/drawing/2016/ink" xmlns:am3d="http://schemas.microsoft.com/office/drawing/2017/model3d" xmlns:o="urn:schemas-microsoft-com:office:office" xmlns:oel="http://schemas.microsoft.com/office/2019/extlst" xmlns:r="http://schemas.openxmlformats.org/officeDocument/2006/relationships" xmlns:m="http://schemas.openxmlformats.org/officeDocument/2006/math" xmlns:v="urn:schemas-microsoft-com:vml" xmlns:wp14="http://schemas.microsoft.com/office/word/2010/wordprocessingDrawing" xmlns:wp="http://schemas.openxmlformats.org/drawingml/2006/wordprocessingDrawing" xmlns:w10="urn:schemas-microsoft-com:office:word" xmlns:w="http://schemas.openxmlformats.org/wordprocessingml/2006/main" xmlns:w14="http://schemas.microsoft.com/office/word/2010/wordml" xmlns:w15="http://schemas.microsoft.com/office/word/2012/wordml" xmlns:w16cex="http://schemas.microsoft.com/office/word/2018/wordml/cex" xmlns:w16cid="http://schemas.microsoft.com/office/word/2016/wordml/cid" xmlns:w16="http://schemas.microsoft.com/office/word/2018/wordml" xmlns:w16du="http://schemas.microsoft.com/office/word/2023/wordml/word16du" xmlns:w16sdtdh="http://schemas.microsoft.com/office/word/2020/wordml/sdtdatahash" xmlns:w16sdtfl="http://schemas.microsoft.com/office/word/2024/wordml/sdtformatlock" xmlns:w16se="http://schemas.microsoft.com/office/word/2015/wordml/symex" xmlns:wpg="http://schemas.microsoft.com/office/word/2010/wordprocessingGroup" xmlns:wpi="http://schemas.microsoft.com/office/word/2010/wordprocessingInk" xmlns:wne="http://schemas.microsoft.com/office/word/2006/wordml" xmlns:wps="http://schemas.microsoft.com/office/word/2010/wordprocessingShape" mc:Ignorable="w14 w15 w16se w16cid w16 w16cex w16sdtdh w16sdtfl w16du wp14">
   <w:abstractNum w:abstractNumId="0" w15:restartNumberingAfterBreak="0">
     <w:nsid w:val="34A26343"/>
     <w:multiLevelType w:val="multilevel"/>
@@ -365,7 +846,7 @@
 </file>
 
 <file path=word/styles.xml><?xml version="1.0" encoding="utf-8"?>
-<w:styles xmlns:mc="http://schemas.openxmlformats.org/markup-compatibility/2006" xmlns:r="http://schemas.openxmlformats.org/officeDocument/2006/relationships" xmlns:w="http://schemas.openxmlformats.org/wordprocessingml/2006/main" xmlns:w14="http://schemas.microsoft.com/office/word/2010/wordml" xmlns:w15="http://schemas.microsoft.com/office/word/2012/wordml" xmlns:w16cex="http://schemas.microsoft.com/office/word/2018/wordml/cex" xmlns:w16cid="http://schemas.microsoft.com/office/word/2016/wordml/cid" xmlns:w16="http://schemas.microsoft.com/office/word/2018/wordml" xmlns:w16sdtdh="http://schemas.microsoft.com/office/word/2020/wordml/sdtdatahash" xmlns:w16se="http://schemas.microsoft.com/office/word/2015/wordml/symex" mc:Ignorable="w14 w15 w16se w16cid w16 w16cex w16sdtdh">
+<w:styles xmlns:mc="http://schemas.openxmlformats.org/markup-compatibility/2006" xmlns:r="http://schemas.openxmlformats.org/officeDocument/2006/relationships" xmlns:w="http://schemas.openxmlformats.org/wordprocessingml/2006/main" xmlns:w14="http://schemas.microsoft.com/office/word/2010/wordml" xmlns:w15="http://schemas.microsoft.com/office/word/2012/wordml" xmlns:w16cex="http://schemas.microsoft.com/office/word/2018/wordml/cex" xmlns:w16cid="http://schemas.microsoft.com/office/word/2016/wordml/cid" xmlns:w16="http://schemas.microsoft.com/office/word/2018/wordml" xmlns:w16du="http://schemas.microsoft.com/office/word/2023/wordml/word16du" xmlns:w16sdtdh="http://schemas.microsoft.com/office/word/2020/wordml/sdtdatahash" xmlns:w16sdtfl="http://schemas.microsoft.com/office/word/2024/wordml/sdtformatlock" xmlns:w16se="http://schemas.microsoft.com/office/word/2015/wordml/symex" mc:Ignorable="w14 w15 w16se w16cid w16 w16cex w16sdtdh w16sdtfl w16du">
   <w:docDefaults>
     <w:rPrDefault>
       <w:rPr>
@@ -1099,4 +1580,10 @@
     </a:ext>
   </a:extLst>
 </a:theme>
+</file>
+
+<file path=docMetadata/LabelInfo.xml><?xml version="1.0" encoding="utf-8"?>
+<clbl:labelList xmlns:clbl="http://schemas.microsoft.com/office/2020/mipLabelMetadata">
+  <clbl:label id="{6f6b1f18-f556-4b39-a158-6b6d47ff40df}" enabled="1" method="Standard" siteId="{f5d3bd9c-a8c2-4efc-9493-ddf2d4b42f17}" contentBits="0" removed="0"/>
+</clbl:labelList>
 </file>